--- a/klagomål/A 25270-2025 FSC-klagomål.docx
+++ b/klagomål/A 25270-2025 FSC-klagomål.docx
@@ -662,7 +662,7 @@
     <w:r>
       <w:tab/>
       <w:tab/>
-      <w:t>2025-11-15</w:t>
+      <w:t>2025-11-20</w:t>
       <w:br/>
       <w:br/>
     </w:r>

--- a/klagomål/A 25270-2025 FSC-klagomål.docx
+++ b/klagomål/A 25270-2025 FSC-klagomål.docx
@@ -662,7 +662,7 @@
     <w:r>
       <w:tab/>
       <w:tab/>
-      <w:t>2025-11-20</w:t>
+      <w:t>2025-11-21</w:t>
       <w:br/>
       <w:br/>
     </w:r>

--- a/klagomål/A 25270-2025 FSC-klagomål.docx
+++ b/klagomål/A 25270-2025 FSC-klagomål.docx
@@ -662,7 +662,7 @@
     <w:r>
       <w:tab/>
       <w:tab/>
-      <w:t>2025-11-21</w:t>
+      <w:t>2025-11-22</w:t>
       <w:br/>
       <w:br/>
     </w:r>

--- a/klagomål/A 25270-2025 FSC-klagomål.docx
+++ b/klagomål/A 25270-2025 FSC-klagomål.docx
@@ -662,7 +662,7 @@
     <w:r>
       <w:tab/>
       <w:tab/>
-      <w:t>2025-11-22</w:t>
+      <w:t>2025-11-23</w:t>
       <w:br/>
       <w:br/>
     </w:r>

--- a/klagomål/A 25270-2025 FSC-klagomål.docx
+++ b/klagomål/A 25270-2025 FSC-klagomål.docx
@@ -662,7 +662,7 @@
     <w:r>
       <w:tab/>
       <w:tab/>
-      <w:t>2025-11-23</w:t>
+      <w:t>2025-11-24</w:t>
       <w:br/>
       <w:br/>
     </w:r>

--- a/klagomål/A 25270-2025 FSC-klagomål.docx
+++ b/klagomål/A 25270-2025 FSC-klagomål.docx
@@ -662,7 +662,7 @@
     <w:r>
       <w:tab/>
       <w:tab/>
-      <w:t>2025-11-24</w:t>
+      <w:t>2025-11-25</w:t>
       <w:br/>
       <w:br/>
     </w:r>

--- a/klagomål/A 25270-2025 FSC-klagomål.docx
+++ b/klagomål/A 25270-2025 FSC-klagomål.docx
@@ -662,7 +662,7 @@
     <w:r>
       <w:tab/>
       <w:tab/>
-      <w:t>2025-11-25</w:t>
+      <w:t>2025-11-26</w:t>
       <w:br/>
       <w:br/>
     </w:r>

--- a/klagomål/A 25270-2025 FSC-klagomål.docx
+++ b/klagomål/A 25270-2025 FSC-klagomål.docx
@@ -662,7 +662,7 @@
     <w:r>
       <w:tab/>
       <w:tab/>
-      <w:t>2025-11-26</w:t>
+      <w:t>2025-11-27</w:t>
       <w:br/>
       <w:br/>
     </w:r>

--- a/klagomål/A 25270-2025 FSC-klagomål.docx
+++ b/klagomål/A 25270-2025 FSC-klagomål.docx
@@ -662,7 +662,7 @@
     <w:r>
       <w:tab/>
       <w:tab/>
-      <w:t>2025-11-27</w:t>
+      <w:t>2025-11-28</w:t>
       <w:br/>
       <w:br/>
     </w:r>

--- a/klagomål/A 25270-2025 FSC-klagomål.docx
+++ b/klagomål/A 25270-2025 FSC-klagomål.docx
@@ -662,7 +662,7 @@
     <w:r>
       <w:tab/>
       <w:tab/>
-      <w:t>2025-11-28</w:t>
+      <w:t>2025-11-29</w:t>
       <w:br/>
       <w:br/>
     </w:r>

--- a/klagomål/A 25270-2025 FSC-klagomål.docx
+++ b/klagomål/A 25270-2025 FSC-klagomål.docx
@@ -662,7 +662,7 @@
     <w:r>
       <w:tab/>
       <w:tab/>
-      <w:t>2025-11-29</w:t>
+      <w:t>2025-11-30</w:t>
       <w:br/>
       <w:br/>
     </w:r>

--- a/klagomål/A 25270-2025 FSC-klagomål.docx
+++ b/klagomål/A 25270-2025 FSC-klagomål.docx
@@ -662,7 +662,7 @@
     <w:r>
       <w:tab/>
       <w:tab/>
-      <w:t>2025-11-30</w:t>
+      <w:t>2025-12-01</w:t>
       <w:br/>
       <w:br/>
     </w:r>

--- a/klagomål/A 25270-2025 FSC-klagomål.docx
+++ b/klagomål/A 25270-2025 FSC-klagomål.docx
@@ -662,7 +662,7 @@
     <w:r>
       <w:tab/>
       <w:tab/>
-      <w:t>2025-12-01</w:t>
+      <w:t>2025-12-02</w:t>
       <w:br/>
       <w:br/>
     </w:r>

--- a/klagomål/A 25270-2025 FSC-klagomål.docx
+++ b/klagomål/A 25270-2025 FSC-klagomål.docx
@@ -662,7 +662,7 @@
     <w:r>
       <w:tab/>
       <w:tab/>
-      <w:t>2025-12-02</w:t>
+      <w:t>2025-12-03</w:t>
       <w:br/>
       <w:br/>
     </w:r>

--- a/klagomål/A 25270-2025 FSC-klagomål.docx
+++ b/klagomål/A 25270-2025 FSC-klagomål.docx
@@ -662,7 +662,7 @@
     <w:r>
       <w:tab/>
       <w:tab/>
-      <w:t>2025-12-03</w:t>
+      <w:t>2025-12-04</w:t>
       <w:br/>
       <w:br/>
     </w:r>

--- a/klagomål/A 25270-2025 FSC-klagomål.docx
+++ b/klagomål/A 25270-2025 FSC-klagomål.docx
@@ -662,7 +662,7 @@
     <w:r>
       <w:tab/>
       <w:tab/>
-      <w:t>2025-12-04</w:t>
+      <w:t>2025-12-05</w:t>
       <w:br/>
       <w:br/>
     </w:r>

--- a/klagomål/A 25270-2025 FSC-klagomål.docx
+++ b/klagomål/A 25270-2025 FSC-klagomål.docx
@@ -662,7 +662,7 @@
     <w:r>
       <w:tab/>
       <w:tab/>
-      <w:t>2025-12-05</w:t>
+      <w:t>2025-12-06</w:t>
       <w:br/>
       <w:br/>
     </w:r>

--- a/klagomål/A 25270-2025 FSC-klagomål.docx
+++ b/klagomål/A 25270-2025 FSC-klagomål.docx
@@ -662,7 +662,7 @@
     <w:r>
       <w:tab/>
       <w:tab/>
-      <w:t>2025-12-06</w:t>
+      <w:t>2025-12-07</w:t>
       <w:br/>
       <w:br/>
     </w:r>

--- a/klagomål/A 25270-2025 FSC-klagomål.docx
+++ b/klagomål/A 25270-2025 FSC-klagomål.docx
@@ -662,7 +662,7 @@
     <w:r>
       <w:tab/>
       <w:tab/>
-      <w:t>2025-12-07</w:t>
+      <w:t>2025-12-08</w:t>
       <w:br/>
       <w:br/>
     </w:r>

--- a/klagomål/A 25270-2025 FSC-klagomål.docx
+++ b/klagomål/A 25270-2025 FSC-klagomål.docx
@@ -662,7 +662,7 @@
     <w:r>
       <w:tab/>
       <w:tab/>
-      <w:t>2025-12-08</w:t>
+      <w:t>2025-12-09</w:t>
       <w:br/>
       <w:br/>
     </w:r>

--- a/klagomål/A 25270-2025 FSC-klagomål.docx
+++ b/klagomål/A 25270-2025 FSC-klagomål.docx
@@ -662,7 +662,7 @@
     <w:r>
       <w:tab/>
       <w:tab/>
-      <w:t>2025-12-09</w:t>
+      <w:t>2025-12-10</w:t>
       <w:br/>
       <w:br/>
     </w:r>

--- a/klagomål/A 25270-2025 FSC-klagomål.docx
+++ b/klagomål/A 25270-2025 FSC-klagomål.docx
@@ -662,7 +662,7 @@
     <w:r>
       <w:tab/>
       <w:tab/>
-      <w:t>2025-12-10</w:t>
+      <w:t>2025-12-11</w:t>
       <w:br/>
       <w:br/>
     </w:r>

--- a/klagomål/A 25270-2025 FSC-klagomål.docx
+++ b/klagomål/A 25270-2025 FSC-klagomål.docx
@@ -662,7 +662,7 @@
     <w:r>
       <w:tab/>
       <w:tab/>
-      <w:t>2025-12-11</w:t>
+      <w:t>2025-12-12</w:t>
       <w:br/>
       <w:br/>
     </w:r>

--- a/klagomål/A 25270-2025 FSC-klagomål.docx
+++ b/klagomål/A 25270-2025 FSC-klagomål.docx
@@ -662,7 +662,7 @@
     <w:r>
       <w:tab/>
       <w:tab/>
-      <w:t>2025-12-12</w:t>
+      <w:t>2025-12-13</w:t>
       <w:br/>
       <w:br/>
     </w:r>

--- a/klagomål/A 25270-2025 FSC-klagomål.docx
+++ b/klagomål/A 25270-2025 FSC-klagomål.docx
@@ -662,7 +662,7 @@
     <w:r>
       <w:tab/>
       <w:tab/>
-      <w:t>2025-12-19</w:t>
+      <w:t>2025-12-20</w:t>
       <w:br/>
       <w:br/>
     </w:r>

--- a/klagomål/A 25270-2025 FSC-klagomål.docx
+++ b/klagomål/A 25270-2025 FSC-klagomål.docx
@@ -662,7 +662,7 @@
     <w:r>
       <w:tab/>
       <w:tab/>
-      <w:t>2025-12-20</w:t>
+      <w:t>2025-12-21</w:t>
       <w:br/>
       <w:br/>
     </w:r>

--- a/klagomål/A 25270-2025 FSC-klagomål.docx
+++ b/klagomål/A 25270-2025 FSC-klagomål.docx
@@ -662,7 +662,7 @@
     <w:r>
       <w:tab/>
       <w:tab/>
-      <w:t>2025-12-21</w:t>
+      <w:t>2025-12-22</w:t>
       <w:br/>
       <w:br/>
     </w:r>

--- a/klagomål/A 25270-2025 FSC-klagomål.docx
+++ b/klagomål/A 25270-2025 FSC-klagomål.docx
@@ -662,7 +662,7 @@
     <w:r>
       <w:tab/>
       <w:tab/>
-      <w:t>2025-12-22</w:t>
+      <w:t>2025-12-26</w:t>
       <w:br/>
       <w:br/>
     </w:r>

--- a/klagomål/A 25270-2025 FSC-klagomål.docx
+++ b/klagomål/A 25270-2025 FSC-klagomål.docx
@@ -662,7 +662,7 @@
     <w:r>
       <w:tab/>
       <w:tab/>
-      <w:t>2025-12-26</w:t>
+      <w:t>2025-12-28</w:t>
       <w:br/>
       <w:br/>
     </w:r>

--- a/klagomål/A 25270-2025 FSC-klagomål.docx
+++ b/klagomål/A 25270-2025 FSC-klagomål.docx
@@ -662,7 +662,7 @@
     <w:r>
       <w:tab/>
       <w:tab/>
-      <w:t>2025-12-28</w:t>
+      <w:t>2025-12-29</w:t>
       <w:br/>
       <w:br/>
     </w:r>

--- a/klagomål/A 25270-2025 FSC-klagomål.docx
+++ b/klagomål/A 25270-2025 FSC-klagomål.docx
@@ -662,7 +662,7 @@
     <w:r>
       <w:tab/>
       <w:tab/>
-      <w:t>2025-12-29</w:t>
+      <w:t>2025-12-30</w:t>
       <w:br/>
       <w:br/>
     </w:r>

--- a/klagomål/A 25270-2025 FSC-klagomål.docx
+++ b/klagomål/A 25270-2025 FSC-klagomål.docx
@@ -662,7 +662,7 @@
     <w:r>
       <w:tab/>
       <w:tab/>
-      <w:t>2025-12-30</w:t>
+      <w:t>2025-12-31</w:t>
       <w:br/>
       <w:br/>
     </w:r>

--- a/klagomål/A 25270-2025 FSC-klagomål.docx
+++ b/klagomål/A 25270-2025 FSC-klagomål.docx
@@ -662,7 +662,7 @@
     <w:r>
       <w:tab/>
       <w:tab/>
-      <w:t>2025-12-31</w:t>
+      <w:t>2026-01-03</w:t>
       <w:br/>
       <w:br/>
     </w:r>

--- a/klagomål/A 25270-2025 FSC-klagomål.docx
+++ b/klagomål/A 25270-2025 FSC-klagomål.docx
@@ -662,7 +662,7 @@
     <w:r>
       <w:tab/>
       <w:tab/>
-      <w:t>2026-01-07</w:t>
+      <w:t>2026-01-08</w:t>
       <w:br/>
       <w:br/>
     </w:r>

--- a/klagomål/A 25270-2025 FSC-klagomål.docx
+++ b/klagomål/A 25270-2025 FSC-klagomål.docx
@@ -662,7 +662,7 @@
     <w:r>
       <w:tab/>
       <w:tab/>
-      <w:t>2026-01-08</w:t>
+      <w:t>2026-01-09</w:t>
       <w:br/>
       <w:br/>
     </w:r>

--- a/klagomål/A 25270-2025 FSC-klagomål.docx
+++ b/klagomål/A 25270-2025 FSC-klagomål.docx
@@ -662,7 +662,7 @@
     <w:r>
       <w:tab/>
       <w:tab/>
-      <w:t>2026-01-09</w:t>
+      <w:t>2026-01-10</w:t>
       <w:br/>
       <w:br/>
     </w:r>

--- a/klagomål/A 25270-2025 FSC-klagomål.docx
+++ b/klagomål/A 25270-2025 FSC-klagomål.docx
@@ -662,7 +662,7 @@
     <w:r>
       <w:tab/>
       <w:tab/>
-      <w:t>2026-01-10</w:t>
+      <w:t>2026-01-11</w:t>
       <w:br/>
       <w:br/>
     </w:r>

--- a/klagomål/A 25270-2025 FSC-klagomål.docx
+++ b/klagomål/A 25270-2025 FSC-klagomål.docx
@@ -662,7 +662,7 @@
     <w:r>
       <w:tab/>
       <w:tab/>
-      <w:t>2026-01-11</w:t>
+      <w:t>2026-01-12</w:t>
       <w:br/>
       <w:br/>
     </w:r>

--- a/klagomål/A 25270-2025 FSC-klagomål.docx
+++ b/klagomål/A 25270-2025 FSC-klagomål.docx
@@ -662,7 +662,7 @@
     <w:r>
       <w:tab/>
       <w:tab/>
-      <w:t>2026-01-12</w:t>
+      <w:t>2026-01-13</w:t>
       <w:br/>
       <w:br/>
     </w:r>

--- a/klagomål/A 25270-2025 FSC-klagomål.docx
+++ b/klagomål/A 25270-2025 FSC-klagomål.docx
@@ -662,7 +662,7 @@
     <w:r>
       <w:tab/>
       <w:tab/>
-      <w:t>2026-01-13</w:t>
+      <w:t>2026-01-14</w:t>
       <w:br/>
       <w:br/>
     </w:r>

--- a/klagomål/A 25270-2025 FSC-klagomål.docx
+++ b/klagomål/A 25270-2025 FSC-klagomål.docx
@@ -662,7 +662,7 @@
     <w:r>
       <w:tab/>
       <w:tab/>
-      <w:t>2026-01-14</w:t>
+      <w:t>2026-01-15</w:t>
       <w:br/>
       <w:br/>
     </w:r>

--- a/klagomål/A 25270-2025 FSC-klagomål.docx
+++ b/klagomål/A 25270-2025 FSC-klagomål.docx
@@ -662,7 +662,7 @@
     <w:r>
       <w:tab/>
       <w:tab/>
-      <w:t>2026-01-15</w:t>
+      <w:t>2026-01-16</w:t>
       <w:br/>
       <w:br/>
     </w:r>

--- a/klagomål/A 25270-2025 FSC-klagomål.docx
+++ b/klagomål/A 25270-2025 FSC-klagomål.docx
@@ -662,7 +662,7 @@
     <w:r>
       <w:tab/>
       <w:tab/>
-      <w:t>2026-01-16</w:t>
+      <w:t>2026-01-17</w:t>
       <w:br/>
       <w:br/>
     </w:r>

--- a/klagomål/A 25270-2025 FSC-klagomål.docx
+++ b/klagomål/A 25270-2025 FSC-klagomål.docx
@@ -662,7 +662,7 @@
     <w:r>
       <w:tab/>
       <w:tab/>
-      <w:t>2026-01-17</w:t>
+      <w:t>2026-01-18</w:t>
       <w:br/>
       <w:br/>
     </w:r>

--- a/klagomål/A 25270-2025 FSC-klagomål.docx
+++ b/klagomål/A 25270-2025 FSC-klagomål.docx
@@ -662,7 +662,7 @@
     <w:r>
       <w:tab/>
       <w:tab/>
-      <w:t>2026-01-18</w:t>
+      <w:t>2026-01-19</w:t>
       <w:br/>
       <w:br/>
     </w:r>

--- a/klagomål/A 25270-2025 FSC-klagomål.docx
+++ b/klagomål/A 25270-2025 FSC-klagomål.docx
@@ -662,7 +662,7 @@
     <w:r>
       <w:tab/>
       <w:tab/>
-      <w:t>2026-01-19</w:t>
+      <w:t>2026-01-20</w:t>
       <w:br/>
       <w:br/>
     </w:r>

--- a/klagomål/A 25270-2025 FSC-klagomål.docx
+++ b/klagomål/A 25270-2025 FSC-klagomål.docx
@@ -662,7 +662,7 @@
     <w:r>
       <w:tab/>
       <w:tab/>
-      <w:t>2026-01-20</w:t>
+      <w:t>2026-01-21</w:t>
       <w:br/>
       <w:br/>
     </w:r>

--- a/klagomål/A 25270-2025 FSC-klagomål.docx
+++ b/klagomål/A 25270-2025 FSC-klagomål.docx
@@ -662,7 +662,7 @@
     <w:r>
       <w:tab/>
       <w:tab/>
-      <w:t>2026-01-21</w:t>
+      <w:t>2026-01-23</w:t>
       <w:br/>
       <w:br/>
     </w:r>

--- a/klagomål/A 25270-2025 FSC-klagomål.docx
+++ b/klagomål/A 25270-2025 FSC-klagomål.docx
@@ -662,7 +662,7 @@
     <w:r>
       <w:tab/>
       <w:tab/>
-      <w:t>2026-01-23</w:t>
+      <w:t>2026-01-24</w:t>
       <w:br/>
       <w:br/>
     </w:r>

--- a/klagomål/A 25270-2025 FSC-klagomål.docx
+++ b/klagomål/A 25270-2025 FSC-klagomål.docx
@@ -662,7 +662,7 @@
     <w:r>
       <w:tab/>
       <w:tab/>
-      <w:t>2026-01-24</w:t>
+      <w:t>2026-01-25</w:t>
       <w:br/>
       <w:br/>
     </w:r>

--- a/klagomål/A 25270-2025 FSC-klagomål.docx
+++ b/klagomål/A 25270-2025 FSC-klagomål.docx
@@ -662,7 +662,7 @@
     <w:r>
       <w:tab/>
       <w:tab/>
-      <w:t>2026-01-25</w:t>
+      <w:t>2026-01-26</w:t>
       <w:br/>
       <w:br/>
     </w:r>

--- a/klagomål/A 25270-2025 FSC-klagomål.docx
+++ b/klagomål/A 25270-2025 FSC-klagomål.docx
@@ -662,7 +662,7 @@
     <w:r>
       <w:tab/>
       <w:tab/>
-      <w:t>2026-01-26</w:t>
+      <w:t>2026-01-27</w:t>
       <w:br/>
       <w:br/>
     </w:r>

--- a/klagomål/A 25270-2025 FSC-klagomål.docx
+++ b/klagomål/A 25270-2025 FSC-klagomål.docx
@@ -662,7 +662,7 @@
     <w:r>
       <w:tab/>
       <w:tab/>
-      <w:t>2026-01-27</w:t>
+      <w:t>2026-01-28</w:t>
       <w:br/>
       <w:br/>
     </w:r>

--- a/klagomål/A 25270-2025 FSC-klagomål.docx
+++ b/klagomål/A 25270-2025 FSC-klagomål.docx
@@ -671,7 +671,7 @@
     <w:r>
       <w:tab/>
       <w:tab/>
-      <w:t>2026-02-28</w:t>
+      <w:t>2026-03-01</w:t>
       <w:br/>
       <w:br/>
     </w:r>

--- a/klagomål/A 25270-2025 FSC-klagomål.docx
+++ b/klagomål/A 25270-2025 FSC-klagomål.docx
@@ -671,7 +671,7 @@
     <w:r>
       <w:tab/>
       <w:tab/>
-      <w:t>2026-03-01</w:t>
+      <w:t>2026-03-02</w:t>
       <w:br/>
       <w:br/>
     </w:r>

--- a/klagomål/A 25270-2025 FSC-klagomål.docx
+++ b/klagomål/A 25270-2025 FSC-klagomål.docx
@@ -671,7 +671,7 @@
     <w:r>
       <w:tab/>
       <w:tab/>
-      <w:t>2026-03-02</w:t>
+      <w:t>2026-03-03</w:t>
       <w:br/>
       <w:br/>
     </w:r>

--- a/klagomål/A 25270-2025 FSC-klagomål.docx
+++ b/klagomål/A 25270-2025 FSC-klagomål.docx
@@ -671,7 +671,7 @@
     <w:r>
       <w:tab/>
       <w:tab/>
-      <w:t>2026-03-03</w:t>
+      <w:t>2026-03-04</w:t>
       <w:br/>
       <w:br/>
     </w:r>

--- a/klagomål/A 25270-2025 FSC-klagomål.docx
+++ b/klagomål/A 25270-2025 FSC-klagomål.docx
@@ -671,7 +671,7 @@
     <w:r>
       <w:tab/>
       <w:tab/>
-      <w:t>2026-03-04</w:t>
+      <w:t>2026-03-05</w:t>
       <w:br/>
       <w:br/>
     </w:r>

--- a/klagomål/A 25270-2025 FSC-klagomål.docx
+++ b/klagomål/A 25270-2025 FSC-klagomål.docx
@@ -671,7 +671,7 @@
     <w:r>
       <w:tab/>
       <w:tab/>
-      <w:t>2026-03-05</w:t>
+      <w:t>2026-03-06</w:t>
       <w:br/>
       <w:br/>
     </w:r>

--- a/klagomål/A 25270-2025 FSC-klagomål.docx
+++ b/klagomål/A 25270-2025 FSC-klagomål.docx
@@ -671,7 +671,7 @@
     <w:r>
       <w:tab/>
       <w:tab/>
-      <w:t>2026-03-06</w:t>
+      <w:t>2026-03-07</w:t>
       <w:br/>
       <w:br/>
     </w:r>

--- a/klagomål/A 25270-2025 FSC-klagomål.docx
+++ b/klagomål/A 25270-2025 FSC-klagomål.docx
@@ -671,7 +671,7 @@
     <w:r>
       <w:tab/>
       <w:tab/>
-      <w:t>2026-03-13</w:t>
+      <w:t>2026-03-16</w:t>
       <w:br/>
       <w:br/>
     </w:r>

--- a/klagomål/A 25270-2025 FSC-klagomål.docx
+++ b/klagomål/A 25270-2025 FSC-klagomål.docx
@@ -671,7 +671,7 @@
     <w:r>
       <w:tab/>
       <w:tab/>
-      <w:t>2026-03-16</w:t>
+      <w:t>2026-03-17</w:t>
       <w:br/>
       <w:br/>
     </w:r>

--- a/klagomål/A 25270-2025 FSC-klagomål.docx
+++ b/klagomål/A 25270-2025 FSC-klagomål.docx
@@ -671,7 +671,7 @@
     <w:r>
       <w:tab/>
       <w:tab/>
-      <w:t>2026-03-17</w:t>
+      <w:t>2026-03-18</w:t>
       <w:br/>
       <w:br/>
     </w:r>

--- a/klagomål/A 25270-2025 FSC-klagomål.docx
+++ b/klagomål/A 25270-2025 FSC-klagomål.docx
@@ -671,7 +671,7 @@
     <w:r>
       <w:tab/>
       <w:tab/>
-      <w:t>2026-03-18</w:t>
+      <w:t>2026-03-19</w:t>
       <w:br/>
       <w:br/>
     </w:r>

--- a/klagomål/A 25270-2025 FSC-klagomål.docx
+++ b/klagomål/A 25270-2025 FSC-klagomål.docx
@@ -671,7 +671,7 @@
     <w:r>
       <w:tab/>
       <w:tab/>
-      <w:t>2026-03-19</w:t>
+      <w:t>2026-03-20</w:t>
       <w:br/>
       <w:br/>
     </w:r>

--- a/klagomål/A 25270-2025 FSC-klagomål.docx
+++ b/klagomål/A 25270-2025 FSC-klagomål.docx
@@ -671,7 +671,7 @@
     <w:r>
       <w:tab/>
       <w:tab/>
-      <w:t>2026-03-20</w:t>
+      <w:t>2026-03-21</w:t>
       <w:br/>
       <w:br/>
     </w:r>

--- a/klagomål/A 25270-2025 FSC-klagomål.docx
+++ b/klagomål/A 25270-2025 FSC-klagomål.docx
@@ -671,7 +671,7 @@
     <w:r>
       <w:tab/>
       <w:tab/>
-      <w:t>2026-03-21</w:t>
+      <w:t>2026-03-22</w:t>
       <w:br/>
       <w:br/>
     </w:r>

--- a/klagomål/A 25270-2025 FSC-klagomål.docx
+++ b/klagomål/A 25270-2025 FSC-klagomål.docx
@@ -671,7 +671,7 @@
     <w:r>
       <w:tab/>
       <w:tab/>
-      <w:t>2026-03-22</w:t>
+      <w:t>2026-03-23</w:t>
       <w:br/>
       <w:br/>
     </w:r>

--- a/klagomål/A 25270-2025 FSC-klagomål.docx
+++ b/klagomål/A 25270-2025 FSC-klagomål.docx
@@ -671,7 +671,7 @@
     <w:r>
       <w:tab/>
       <w:tab/>
-      <w:t>2026-03-23</w:t>
+      <w:t>2026-03-24</w:t>
       <w:br/>
       <w:br/>
     </w:r>

--- a/klagomål/A 25270-2025 FSC-klagomål.docx
+++ b/klagomål/A 25270-2025 FSC-klagomål.docx
@@ -671,7 +671,7 @@
     <w:r>
       <w:tab/>
       <w:tab/>
-      <w:t>2026-03-24</w:t>
+      <w:t>2026-03-25</w:t>
       <w:br/>
       <w:br/>
     </w:r>

--- a/klagomål/A 25270-2025 FSC-klagomål.docx
+++ b/klagomål/A 25270-2025 FSC-klagomål.docx
@@ -671,7 +671,7 @@
     <w:r>
       <w:tab/>
       <w:tab/>
-      <w:t>2026-03-25</w:t>
+      <w:t>2026-03-26</w:t>
       <w:br/>
       <w:br/>
     </w:r>

--- a/klagomål/A 25270-2025 FSC-klagomål.docx
+++ b/klagomål/A 25270-2025 FSC-klagomål.docx
@@ -671,7 +671,7 @@
     <w:r>
       <w:tab/>
       <w:tab/>
-      <w:t>2026-03-26</w:t>
+      <w:t>2026-03-27</w:t>
       <w:br/>
       <w:br/>
     </w:r>

--- a/klagomål/A 25270-2025 FSC-klagomål.docx
+++ b/klagomål/A 25270-2025 FSC-klagomål.docx
@@ -671,7 +671,7 @@
     <w:r>
       <w:tab/>
       <w:tab/>
-      <w:t>2026-03-27</w:t>
+      <w:t>2026-03-28</w:t>
       <w:br/>
       <w:br/>
     </w:r>

--- a/klagomål/A 25270-2025 FSC-klagomål.docx
+++ b/klagomål/A 25270-2025 FSC-klagomål.docx
@@ -671,7 +671,7 @@
     <w:r>
       <w:tab/>
       <w:tab/>
-      <w:t>2026-03-28</w:t>
+      <w:t>2026-03-29</w:t>
       <w:br/>
       <w:br/>
     </w:r>

--- a/klagomål/A 25270-2025 FSC-klagomål.docx
+++ b/klagomål/A 25270-2025 FSC-klagomål.docx
@@ -671,7 +671,7 @@
     <w:r>
       <w:tab/>
       <w:tab/>
-      <w:t>2026-03-29</w:t>
+      <w:t>2026-03-30</w:t>
       <w:br/>
       <w:br/>
     </w:r>

--- a/klagomål/A 25270-2025 FSC-klagomål.docx
+++ b/klagomål/A 25270-2025 FSC-klagomål.docx
@@ -671,7 +671,7 @@
     <w:r>
       <w:tab/>
       <w:tab/>
-      <w:t>2026-03-30</w:t>
+      <w:t>2026-03-31</w:t>
       <w:br/>
       <w:br/>
     </w:r>

--- a/klagomål/A 25270-2025 FSC-klagomål.docx
+++ b/klagomål/A 25270-2025 FSC-klagomål.docx
@@ -671,7 +671,7 @@
     <w:r>
       <w:tab/>
       <w:tab/>
-      <w:t>2026-03-31</w:t>
+      <w:t>2026-04-01</w:t>
       <w:br/>
       <w:br/>
     </w:r>

--- a/klagomål/A 25270-2025 FSC-klagomål.docx
+++ b/klagomål/A 25270-2025 FSC-klagomål.docx
@@ -671,7 +671,7 @@
     <w:r>
       <w:tab/>
       <w:tab/>
-      <w:t>2026-04-01</w:t>
+      <w:t>2026-04-02</w:t>
       <w:br/>
       <w:br/>
     </w:r>

--- a/klagomål/A 25270-2025 FSC-klagomål.docx
+++ b/klagomål/A 25270-2025 FSC-klagomål.docx
@@ -671,7 +671,7 @@
     <w:r>
       <w:tab/>
       <w:tab/>
-      <w:t>2026-04-02</w:t>
+      <w:t>2026-04-03</w:t>
       <w:br/>
       <w:br/>
     </w:r>

--- a/klagomål/A 25270-2025 FSC-klagomål.docx
+++ b/klagomål/A 25270-2025 FSC-klagomål.docx
@@ -671,7 +671,7 @@
     <w:r>
       <w:tab/>
       <w:tab/>
-      <w:t>2026-04-03</w:t>
+      <w:t>2026-04-04</w:t>
       <w:br/>
       <w:br/>
     </w:r>

--- a/klagomål/A 25270-2025 FSC-klagomål.docx
+++ b/klagomål/A 25270-2025 FSC-klagomål.docx
@@ -671,7 +671,7 @@
     <w:r>
       <w:tab/>
       <w:tab/>
-      <w:t>2026-04-04</w:t>
+      <w:t>2026-04-05</w:t>
       <w:br/>
       <w:br/>
     </w:r>

--- a/klagomål/A 25270-2025 FSC-klagomål.docx
+++ b/klagomål/A 25270-2025 FSC-klagomål.docx
@@ -671,7 +671,7 @@
     <w:r>
       <w:tab/>
       <w:tab/>
-      <w:t>2026-04-05</w:t>
+      <w:t>2026-04-06</w:t>
       <w:br/>
       <w:br/>
     </w:r>

--- a/klagomål/A 25270-2025 FSC-klagomål.docx
+++ b/klagomål/A 25270-2025 FSC-klagomål.docx
@@ -251,6 +251,17 @@
         <w:rPr>
           <w:b/>
         </w:rPr>
+        <w:t>Fjällig taggsvamp s.str. (NT)</w:t>
+      </w:r>
+      <w:r>
+        <w:t xml:space="preserve"> bildar mykorrhiza med gran i granskog och barrblandskog, främst på frisk näringsrik mark i äldre skog med lång trädkontinuitet. Den totala populationen i landet har minskat och bedöms fortsätta minska till följd av avverkning av äldre barrskogar. Minskningstakten för den svenska populationen bedöms vara nära gränsvärdet för sårbar (VU) (SLU Artdatabanken, 2026).</w:t>
+      </w:r>
+    </w:p>
+    <w:p>
+      <w:r>
+        <w:rPr>
+          <w:b/>
+        </w:rPr>
         <w:t>Kandelabersvamp (NT)</w:t>
       </w:r>
       <w:r>
@@ -264,6 +275,17 @@
       </w:r>
       <w:r>
         <w:t>(Nitare &amp; Skogsstyrelsen, 2019; SLU Artdatabanken, 2025).</w:t>
+      </w:r>
+    </w:p>
+    <w:p>
+      <w:r>
+        <w:rPr>
+          <w:b/>
+        </w:rPr>
+        <w:t xml:space="preserve">Skarp dropptaggsvamp (NT) </w:t>
+      </w:r>
+      <w:r>
+        <w:t>bildar mykorrhiza med både gran och tall, främst i barrskogar med trädkontinuitet. Arten uppträder dels i näringsrik kalkbarrskog och dels i sur lavtallskog. Kalkbarrskogarna är ofta grandominerade, olikåldriga och skiktade på frisk mark med ett örtrikt vegetationsskikt. Lavtallskogarna är i regel magra, torra, ljusöppna och ofta brandpräglade. Den totala populationen i landet har minskat och bedöms fortsätta minska till följd av avverkning av äldre barrskogar. Arten har begränsad förmåga att återetablera sig efter slutavverkning eller andra storskaliga skogsbruksåtgärder. Det saknas indikationer på att arten långsiktigt kan etablera eller reproducera sig i skogsbestånd som brukas med metoder som trakthyggesbruk, markberedning, gödsling eller föryngring med förädlat plantmaterial. Minskningstakten för den svenska populationen bedöms vara nära gränsvärdet för Sårbar (VU) (SLU Artdatabanken, 2026).</w:t>
       </w:r>
     </w:p>
     <w:p>
@@ -671,7 +693,7 @@
     <w:r>
       <w:tab/>
       <w:tab/>
-      <w:t>2026-04-06</w:t>
+      <w:t>2026-04-07</w:t>
       <w:br/>
       <w:br/>
     </w:r>

--- a/klagomål/A 25270-2025 FSC-klagomål.docx
+++ b/klagomål/A 25270-2025 FSC-klagomål.docx
@@ -693,7 +693,7 @@
     <w:r>
       <w:tab/>
       <w:tab/>
-      <w:t>2026-04-07</w:t>
+      <w:t>2026-04-08</w:t>
       <w:br/>
       <w:br/>
     </w:r>

--- a/klagomål/A 25270-2025 FSC-klagomål.docx
+++ b/klagomål/A 25270-2025 FSC-klagomål.docx
@@ -693,7 +693,7 @@
     <w:r>
       <w:tab/>
       <w:tab/>
-      <w:t>2026-04-08</w:t>
+      <w:t>2026-04-09</w:t>
       <w:br/>
       <w:br/>
     </w:r>

--- a/klagomål/A 25270-2025 FSC-klagomål.docx
+++ b/klagomål/A 25270-2025 FSC-klagomål.docx
@@ -693,7 +693,7 @@
     <w:r>
       <w:tab/>
       <w:tab/>
-      <w:t>2026-04-09</w:t>
+      <w:t>2026-04-10</w:t>
       <w:br/>
       <w:br/>
     </w:r>

--- a/klagomål/A 25270-2025 FSC-klagomål.docx
+++ b/klagomål/A 25270-2025 FSC-klagomål.docx
@@ -693,7 +693,7 @@
     <w:r>
       <w:tab/>
       <w:tab/>
-      <w:t>2026-04-10</w:t>
+      <w:t>2026-04-11</w:t>
       <w:br/>
       <w:br/>
     </w:r>

--- a/klagomål/A 25270-2025 FSC-klagomål.docx
+++ b/klagomål/A 25270-2025 FSC-klagomål.docx
@@ -693,7 +693,7 @@
     <w:r>
       <w:tab/>
       <w:tab/>
-      <w:t>2026-04-14</w:t>
+      <w:t>2026-04-15</w:t>
       <w:br/>
       <w:br/>
     </w:r>

--- a/klagomål/A 25270-2025 FSC-klagomål.docx
+++ b/klagomål/A 25270-2025 FSC-klagomål.docx
@@ -693,7 +693,7 @@
     <w:r>
       <w:tab/>
       <w:tab/>
-      <w:t>2026-04-15</w:t>
+      <w:t>2026-04-16</w:t>
       <w:br/>
       <w:br/>
     </w:r>

--- a/klagomål/A 25270-2025 FSC-klagomål.docx
+++ b/klagomål/A 25270-2025 FSC-klagomål.docx
@@ -693,7 +693,7 @@
     <w:r>
       <w:tab/>
       <w:tab/>
-      <w:t>2026-04-16</w:t>
+      <w:t>2026-04-17</w:t>
       <w:br/>
       <w:br/>
     </w:r>

--- a/klagomål/A 25270-2025 FSC-klagomål.docx
+++ b/klagomål/A 25270-2025 FSC-klagomål.docx
@@ -693,7 +693,7 @@
     <w:r>
       <w:tab/>
       <w:tab/>
-      <w:t>2026-04-17</w:t>
+      <w:t>2026-04-18</w:t>
       <w:br/>
       <w:br/>
     </w:r>

--- a/klagomål/A 25270-2025 FSC-klagomål.docx
+++ b/klagomål/A 25270-2025 FSC-klagomål.docx
@@ -693,7 +693,7 @@
     <w:r>
       <w:tab/>
       <w:tab/>
-      <w:t>2026-04-18</w:t>
+      <w:t>2026-04-19</w:t>
       <w:br/>
       <w:br/>
     </w:r>

--- a/klagomål/A 25270-2025 FSC-klagomål.docx
+++ b/klagomål/A 25270-2025 FSC-klagomål.docx
@@ -693,7 +693,7 @@
     <w:r>
       <w:tab/>
       <w:tab/>
-      <w:t>2026-04-19</w:t>
+      <w:t>2026-04-20</w:t>
       <w:br/>
       <w:br/>
     </w:r>

--- a/klagomål/A 25270-2025 FSC-klagomål.docx
+++ b/klagomål/A 25270-2025 FSC-klagomål.docx
@@ -693,7 +693,7 @@
     <w:r>
       <w:tab/>
       <w:tab/>
-      <w:t>2026-04-20</w:t>
+      <w:t>2026-04-21</w:t>
       <w:br/>
       <w:br/>
     </w:r>

--- a/klagomål/A 25270-2025 FSC-klagomål.docx
+++ b/klagomål/A 25270-2025 FSC-klagomål.docx
@@ -693,7 +693,7 @@
     <w:r>
       <w:tab/>
       <w:tab/>
-      <w:t>2026-04-21</w:t>
+      <w:t>2026-04-22</w:t>
       <w:br/>
       <w:br/>
     </w:r>

--- a/klagomål/A 25270-2025 FSC-klagomål.docx
+++ b/klagomål/A 25270-2025 FSC-klagomål.docx
@@ -693,7 +693,7 @@
     <w:r>
       <w:tab/>
       <w:tab/>
-      <w:t>2026-04-22</w:t>
+      <w:t>2026-04-23</w:t>
       <w:br/>
       <w:br/>
     </w:r>

--- a/klagomål/A 25270-2025 FSC-klagomål.docx
+++ b/klagomål/A 25270-2025 FSC-klagomål.docx
@@ -693,7 +693,7 @@
     <w:r>
       <w:tab/>
       <w:tab/>
-      <w:t>2026-04-23</w:t>
+      <w:t>2026-04-24</w:t>
       <w:br/>
       <w:br/>
     </w:r>

--- a/klagomål/A 25270-2025 FSC-klagomål.docx
+++ b/klagomål/A 25270-2025 FSC-klagomål.docx
@@ -693,7 +693,7 @@
     <w:r>
       <w:tab/>
       <w:tab/>
-      <w:t>2026-04-24</w:t>
+      <w:t>2026-04-25</w:t>
       <w:br/>
       <w:br/>
     </w:r>

--- a/klagomål/A 25270-2025 FSC-klagomål.docx
+++ b/klagomål/A 25270-2025 FSC-klagomål.docx
@@ -693,7 +693,7 @@
     <w:r>
       <w:tab/>
       <w:tab/>
-      <w:t>2026-04-25</w:t>
+      <w:t>2026-04-26</w:t>
       <w:br/>
       <w:br/>
     </w:r>

--- a/klagomål/A 25270-2025 FSC-klagomål.docx
+++ b/klagomål/A 25270-2025 FSC-klagomål.docx
@@ -693,7 +693,7 @@
     <w:r>
       <w:tab/>
       <w:tab/>
-      <w:t>2026-04-26</w:t>
+      <w:t>2026-04-27</w:t>
       <w:br/>
       <w:br/>
     </w:r>

--- a/klagomål/A 25270-2025 FSC-klagomål.docx
+++ b/klagomål/A 25270-2025 FSC-klagomål.docx
@@ -693,7 +693,7 @@
     <w:r>
       <w:tab/>
       <w:tab/>
-      <w:t>2026-04-27</w:t>
+      <w:t>2026-04-28</w:t>
       <w:br/>
       <w:br/>
     </w:r>

--- a/klagomål/A 25270-2025 FSC-klagomål.docx
+++ b/klagomål/A 25270-2025 FSC-klagomål.docx
@@ -693,7 +693,7 @@
     <w:r>
       <w:tab/>
       <w:tab/>
-      <w:t>2026-04-28</w:t>
+      <w:t>2026-04-29</w:t>
       <w:br/>
       <w:br/>
     </w:r>

--- a/klagomål/A 25270-2025 FSC-klagomål.docx
+++ b/klagomål/A 25270-2025 FSC-klagomål.docx
@@ -693,7 +693,7 @@
     <w:r>
       <w:tab/>
       <w:tab/>
-      <w:t>2026-04-29</w:t>
+      <w:t>2026-04-30</w:t>
       <w:br/>
       <w:br/>
     </w:r>

--- a/klagomål/A 25270-2025 FSC-klagomål.docx
+++ b/klagomål/A 25270-2025 FSC-klagomål.docx
@@ -693,7 +693,7 @@
     <w:r>
       <w:tab/>
       <w:tab/>
-      <w:t>2026-04-30</w:t>
+      <w:t>2026-05-01</w:t>
       <w:br/>
       <w:br/>
     </w:r>

--- a/klagomål/A 25270-2025 FSC-klagomål.docx
+++ b/klagomål/A 25270-2025 FSC-klagomål.docx
@@ -693,7 +693,7 @@
     <w:r>
       <w:tab/>
       <w:tab/>
-      <w:t>2026-05-01</w:t>
+      <w:t>2026-05-02</w:t>
       <w:br/>
       <w:br/>
     </w:r>

--- a/klagomål/A 25270-2025 FSC-klagomål.docx
+++ b/klagomål/A 25270-2025 FSC-klagomål.docx
@@ -693,7 +693,7 @@
     <w:r>
       <w:tab/>
       <w:tab/>
-      <w:t>2026-05-02</w:t>
+      <w:t>2026-05-03</w:t>
       <w:br/>
       <w:br/>
     </w:r>

--- a/klagomål/A 25270-2025 FSC-klagomål.docx
+++ b/klagomål/A 25270-2025 FSC-klagomål.docx
@@ -693,7 +693,7 @@
     <w:r>
       <w:tab/>
       <w:tab/>
-      <w:t>2026-05-03</w:t>
+      <w:t>2026-05-04</w:t>
       <w:br/>
       <w:br/>
     </w:r>

--- a/klagomål/A 25270-2025 FSC-klagomål.docx
+++ b/klagomål/A 25270-2025 FSC-klagomål.docx
@@ -693,7 +693,7 @@
     <w:r>
       <w:tab/>
       <w:tab/>
-      <w:t>2026-05-04</w:t>
+      <w:t>2026-05-05</w:t>
       <w:br/>
       <w:br/>
     </w:r>

--- a/klagomål/A 25270-2025 FSC-klagomål.docx
+++ b/klagomål/A 25270-2025 FSC-klagomål.docx
@@ -693,7 +693,7 @@
     <w:r>
       <w:tab/>
       <w:tab/>
-      <w:t>2026-05-05</w:t>
+      <w:t>2026-05-06</w:t>
       <w:br/>
       <w:br/>
     </w:r>

--- a/klagomål/A 25270-2025 FSC-klagomål.docx
+++ b/klagomål/A 25270-2025 FSC-klagomål.docx
@@ -693,7 +693,7 @@
     <w:r>
       <w:tab/>
       <w:tab/>
-      <w:t>2026-05-06</w:t>
+      <w:t>2026-05-07</w:t>
       <w:br/>
       <w:br/>
     </w:r>

--- a/klagomål/A 25270-2025 FSC-klagomål.docx
+++ b/klagomål/A 25270-2025 FSC-klagomål.docx
@@ -693,7 +693,7 @@
     <w:r>
       <w:tab/>
       <w:tab/>
-      <w:t>2026-05-07</w:t>
+      <w:t>2026-05-08</w:t>
       <w:br/>
       <w:br/>
     </w:r>

--- a/klagomål/A 25270-2025 FSC-klagomål.docx
+++ b/klagomål/A 25270-2025 FSC-klagomål.docx
@@ -693,7 +693,7 @@
     <w:r>
       <w:tab/>
       <w:tab/>
-      <w:t>2026-05-08</w:t>
+      <w:t>2026-05-09</w:t>
       <w:br/>
       <w:br/>
     </w:r>

--- a/klagomål/A 25270-2025 FSC-klagomål.docx
+++ b/klagomål/A 25270-2025 FSC-klagomål.docx
@@ -693,7 +693,7 @@
     <w:r>
       <w:tab/>
       <w:tab/>
-      <w:t>2026-05-09</w:t>
+      <w:t>2026-05-10</w:t>
       <w:br/>
       <w:br/>
     </w:r>

--- a/klagomål/A 25270-2025 FSC-klagomål.docx
+++ b/klagomål/A 25270-2025 FSC-klagomål.docx
@@ -693,7 +693,7 @@
     <w:r>
       <w:tab/>
       <w:tab/>
-      <w:t>2026-05-10</w:t>
+      <w:t>2026-05-11</w:t>
       <w:br/>
       <w:br/>
     </w:r>

--- a/klagomål/A 25270-2025 FSC-klagomål.docx
+++ b/klagomål/A 25270-2025 FSC-klagomål.docx
@@ -693,7 +693,7 @@
     <w:r>
       <w:tab/>
       <w:tab/>
-      <w:t>2026-05-11</w:t>
+      <w:t>2026-05-12</w:t>
       <w:br/>
       <w:br/>
     </w:r>

--- a/klagomål/A 25270-2025 FSC-klagomål.docx
+++ b/klagomål/A 25270-2025 FSC-klagomål.docx
@@ -693,7 +693,7 @@
     <w:r>
       <w:tab/>
       <w:tab/>
-      <w:t>2026-05-12</w:t>
+      <w:t>2026-05-13</w:t>
       <w:br/>
       <w:br/>
     </w:r>

--- a/klagomål/A 25270-2025 FSC-klagomål.docx
+++ b/klagomål/A 25270-2025 FSC-klagomål.docx
@@ -693,7 +693,7 @@
     <w:r>
       <w:tab/>
       <w:tab/>
-      <w:t>2026-05-13</w:t>
+      <w:t>2026-05-16</w:t>
       <w:br/>
       <w:br/>
     </w:r>

--- a/klagomål/A 25270-2025 FSC-klagomål.docx
+++ b/klagomål/A 25270-2025 FSC-klagomål.docx
@@ -693,7 +693,7 @@
     <w:r>
       <w:tab/>
       <w:tab/>
-      <w:t>2026-05-16</w:t>
+      <w:t>2026-05-17</w:t>
       <w:br/>
       <w:br/>
     </w:r>

--- a/klagomål/A 25270-2025 FSC-klagomål.docx
+++ b/klagomål/A 25270-2025 FSC-klagomål.docx
@@ -693,7 +693,7 @@
     <w:r>
       <w:tab/>
       <w:tab/>
-      <w:t>2026-05-17</w:t>
+      <w:t>2026-05-18</w:t>
       <w:br/>
       <w:br/>
     </w:r>

--- a/klagomål/A 25270-2025 FSC-klagomål.docx
+++ b/klagomål/A 25270-2025 FSC-klagomål.docx
@@ -693,7 +693,7 @@
     <w:r>
       <w:tab/>
       <w:tab/>
-      <w:t>2026-05-18</w:t>
+      <w:t>2026-05-19</w:t>
       <w:br/>
       <w:br/>
     </w:r>

--- a/klagomål/A 25270-2025 FSC-klagomål.docx
+++ b/klagomål/A 25270-2025 FSC-klagomål.docx
@@ -693,7 +693,7 @@
     <w:r>
       <w:tab/>
       <w:tab/>
-      <w:t>2026-05-19</w:t>
+      <w:t>2026-05-20</w:t>
       <w:br/>
       <w:br/>
     </w:r>

--- a/klagomål/A 25270-2025 FSC-klagomål.docx
+++ b/klagomål/A 25270-2025 FSC-klagomål.docx
@@ -693,7 +693,7 @@
     <w:r>
       <w:tab/>
       <w:tab/>
-      <w:t>2026-05-20</w:t>
+      <w:t>2026-05-21</w:t>
       <w:br/>
       <w:br/>
     </w:r>

--- a/klagomål/A 25270-2025 FSC-klagomål.docx
+++ b/klagomål/A 25270-2025 FSC-klagomål.docx
@@ -693,7 +693,7 @@
     <w:r>
       <w:tab/>
       <w:tab/>
-      <w:t>2026-05-21</w:t>
+      <w:t>2026-05-22</w:t>
       <w:br/>
       <w:br/>
     </w:r>

--- a/klagomål/A 25270-2025 FSC-klagomål.docx
+++ b/klagomål/A 25270-2025 FSC-klagomål.docx
@@ -693,7 +693,7 @@
     <w:r>
       <w:tab/>
       <w:tab/>
-      <w:t>2026-05-22</w:t>
+      <w:t>2026-05-23</w:t>
       <w:br/>
       <w:br/>
     </w:r>

--- a/klagomål/A 25270-2025 FSC-klagomål.docx
+++ b/klagomål/A 25270-2025 FSC-klagomål.docx
@@ -693,7 +693,7 @@
     <w:r>
       <w:tab/>
       <w:tab/>
-      <w:t>2026-05-23</w:t>
+      <w:t>2026-05-24</w:t>
       <w:br/>
       <w:br/>
     </w:r>

--- a/klagomål/A 25270-2025 FSC-klagomål.docx
+++ b/klagomål/A 25270-2025 FSC-klagomål.docx
@@ -693,7 +693,7 @@
     <w:r>
       <w:tab/>
       <w:tab/>
-      <w:t>2026-05-24</w:t>
+      <w:t>2026-05-25</w:t>
       <w:br/>
       <w:br/>
     </w:r>

--- a/klagomål/A 25270-2025 FSC-klagomål.docx
+++ b/klagomål/A 25270-2025 FSC-klagomål.docx
@@ -693,7 +693,7 @@
     <w:r>
       <w:tab/>
       <w:tab/>
-      <w:t>2026-05-25</w:t>
+      <w:t>2026-05-26</w:t>
       <w:br/>
       <w:br/>
     </w:r>

--- a/klagomål/A 25270-2025 FSC-klagomål.docx
+++ b/klagomål/A 25270-2025 FSC-klagomål.docx
@@ -693,7 +693,7 @@
     <w:r>
       <w:tab/>
       <w:tab/>
-      <w:t>2026-05-26</w:t>
+      <w:t>2026-05-27</w:t>
       <w:br/>
       <w:br/>
     </w:r>

--- a/klagomål/A 25270-2025 FSC-klagomål.docx
+++ b/klagomål/A 25270-2025 FSC-klagomål.docx
@@ -693,7 +693,7 @@
     <w:r>
       <w:tab/>
       <w:tab/>
-      <w:t>2026-05-27</w:t>
+      <w:t>2026-05-28</w:t>
       <w:br/>
       <w:br/>
     </w:r>

--- a/klagomål/A 25270-2025 FSC-klagomål.docx
+++ b/klagomål/A 25270-2025 FSC-klagomål.docx
@@ -693,7 +693,7 @@
     <w:r>
       <w:tab/>
       <w:tab/>
-      <w:t>2026-05-28</w:t>
+      <w:t>2026-05-29</w:t>
       <w:br/>
       <w:br/>
     </w:r>

--- a/klagomål/A 25270-2025 FSC-klagomål.docx
+++ b/klagomål/A 25270-2025 FSC-klagomål.docx
@@ -693,7 +693,7 @@
     <w:r>
       <w:tab/>
       <w:tab/>
-      <w:t>2026-05-29</w:t>
+      <w:t>2026-05-30</w:t>
       <w:br/>
       <w:br/>
     </w:r>

--- a/klagomål/A 25270-2025 FSC-klagomål.docx
+++ b/klagomål/A 25270-2025 FSC-klagomål.docx
@@ -693,7 +693,7 @@
     <w:r>
       <w:tab/>
       <w:tab/>
-      <w:t>2026-05-30</w:t>
+      <w:t>2026-05-31</w:t>
       <w:br/>
       <w:br/>
     </w:r>

--- a/klagomål/A 25270-2025 FSC-klagomål.docx
+++ b/klagomål/A 25270-2025 FSC-klagomål.docx
@@ -693,7 +693,7 @@
     <w:r>
       <w:tab/>
       <w:tab/>
-      <w:t>2026-05-31</w:t>
+      <w:t>2026-06-01</w:t>
       <w:br/>
       <w:br/>
     </w:r>

--- a/klagomål/A 25270-2025 FSC-klagomål.docx
+++ b/klagomål/A 25270-2025 FSC-klagomål.docx
@@ -693,7 +693,7 @@
     <w:r>
       <w:tab/>
       <w:tab/>
-      <w:t>2026-06-01</w:t>
+      <w:t>2026-06-02</w:t>
       <w:br/>
       <w:br/>
     </w:r>

--- a/klagomål/A 25270-2025 FSC-klagomål.docx
+++ b/klagomål/A 25270-2025 FSC-klagomål.docx
@@ -693,7 +693,7 @@
     <w:r>
       <w:tab/>
       <w:tab/>
-      <w:t>2026-06-02</w:t>
+      <w:t>2026-06-03</w:t>
       <w:br/>
       <w:br/>
     </w:r>

--- a/klagomål/A 25270-2025 FSC-klagomål.docx
+++ b/klagomål/A 25270-2025 FSC-klagomål.docx
@@ -693,7 +693,7 @@
     <w:r>
       <w:tab/>
       <w:tab/>
-      <w:t>2026-06-03</w:t>
+      <w:t>2026-06-04</w:t>
       <w:br/>
       <w:br/>
     </w:r>

--- a/klagomål/A 25270-2025 FSC-klagomål.docx
+++ b/klagomål/A 25270-2025 FSC-klagomål.docx
@@ -693,7 +693,7 @@
     <w:r>
       <w:tab/>
       <w:tab/>
-      <w:t>2026-06-04</w:t>
+      <w:t>2026-06-05</w:t>
       <w:br/>
       <w:br/>
     </w:r>
